--- a/public/smart-police/forms/บันทึกแจ้งสิทธิผู้เสียหาย.docx
+++ b/public/smart-police/forms/บันทึกแจ้งสิทธิผู้เสียหาย.docx
@@ -1905,7 +1905,7 @@
         <w:szCs w:val="24"/>
         <w:cs/>
       </w:rPr>
-      <w:t>สอบสวน.</w:t>
+      <w:t/>
     </w:r>
     <w:r>
       <w:rPr>
@@ -1916,7 +1916,7 @@
         <w:sz w:val="24"/>
         <w:szCs w:val="24"/>
       </w:rPr>
-      <w:t>com</w:t>
+      <w:t/>
     </w:r>
   </w:p>
 </w:ftr>

--- a/public/smart-police/forms/บันทึกแจ้งสิทธิผู้เสียหาย.docx
+++ b/public/smart-police/forms/บันทึกแจ้งสิทธิผู้เสียหาย.docx
@@ -1710,7 +1710,7 @@
         <w:szCs w:val="32"/>
         <w:cs/>
       </w:rPr>
-      <w:t>(ส ๕๖ - ๒๕)</w:t>
+      <w:t/>
     </w:r>
   </w:p>
 </w:ftr>
@@ -1813,7 +1813,7 @@
         <w:szCs w:val="32"/>
         <w:cs/>
       </w:rPr>
-      <w:t>(</w:t>
+      <w:t/>
     </w:r>
     <w:r>
       <w:rPr>
@@ -1823,7 +1823,7 @@
         <w:szCs w:val="32"/>
         <w:cs/>
       </w:rPr>
-      <w:t xml:space="preserve">ส ๕๖ </w:t>
+      <w:t xml:space="preserve"/>
     </w:r>
     <w:r>
       <w:rPr>
@@ -1833,7 +1833,7 @@
         <w:szCs w:val="32"/>
         <w:cs/>
       </w:rPr>
-      <w:t>–</w:t>
+      <w:t/>
     </w:r>
     <w:r>
       <w:rPr>
@@ -1843,7 +1843,7 @@
         <w:szCs w:val="32"/>
         <w:cs/>
       </w:rPr>
-      <w:t xml:space="preserve"> </w:t>
+      <w:t xml:space="preserve"/>
     </w:r>
     <w:r>
       <w:rPr>
@@ -1853,7 +1853,7 @@
         <w:szCs w:val="32"/>
         <w:cs/>
       </w:rPr>
-      <w:t>๓</w:t>
+      <w:t/>
     </w:r>
     <w:r>
       <w:rPr>
@@ -1863,7 +1863,7 @@
         <w:szCs w:val="32"/>
         <w:cs/>
       </w:rPr>
-      <w:t>๖</w:t>
+      <w:t/>
     </w:r>
     <w:r>
       <w:rPr>
@@ -1873,7 +1873,7 @@
         <w:szCs w:val="32"/>
         <w:cs/>
       </w:rPr>
-      <w:t>)</w:t>
+      <w:t/>
     </w:r>
     <w:r>
       <w:rPr>
